--- a/source/ReportExtension/Layouts/Rep10122ext.NACPurchaseOrderEmail.docx
+++ b/source/ReportExtension/Layouts/Rep10122ext.NACPurchaseOrderEmail.docx
@@ -2397,147 +2397,288 @@
 </a:theme>
 </file>
 
-<file path=customXml/item1.xml>��< ? x m l   v e r s i o n = " 1 . 0 "   e n c o d i n g = " u t f - 1 6 " ? > 
- < N a v W o r d R e p o r t X m l P a r t   x m l n s = " u r n : m i c r o s o f t - d y n a m i c s - n a v / r e p o r t s / P u r c h a s e _ O r d e r / 1 0 1 2 2 / " > 
-     < B C R e p o r t I n f o r m a t i o n > 
-         < R e p o r t M e t a d a t a > 
-             < E x t e n s i o n I d > E x t e n s i o n   I D < / E x t e n s i o n I d > 
-             < E x t e n s i o n N a m e > E x t e n s i o n   N a m e < / E x t e n s i o n N a m e > 
-             < E x t e n s i o n P u b l i s h e r > E x t e n s i o n   P u b l i s h e r < / E x t e n s i o n P u b l i s h e r > 
-             < E x t e n s i o n V e r s i o n > E x t e n s i o n   V e r s i o n < / E x t e n s i o n V e r s i o n > 
-             < R e p o r t I d > R e p o r t   I D < / R e p o r t I d > 
-             < R e p o r t N a m e > R e p o r t   N a m e < / R e p o r t N a m e > 
-             < A b o u t T h i s R e p o r t T i t l e > A b o u t   T h i s   R e p o r t   T i t l e < / A b o u t T h i s R e p o r t T i t l e > 
-             < A b o u t T h i s R e p o r t T e x t > A b o u t   T h i s   R e p o r t   T e x t < / A b o u t T h i s R e p o r t T e x t > 
-             < R e p o r t H e l p L i n k > R e p o r t   H e l p   L i n k < / R e p o r t H e l p L i n k > 
-         < / R e p o r t M e t a d a t a > 
-         < R e p o r t R e q u e s t > 
-             < T e n a n t E n t r a I d > T e n a n t   E n t r a   I d < / T e n a n t E n t r a I d > 
-             < E n v i r o n m e n t N a m e > E n v i r o n m e n t   N a m e < / E n v i r o n m e n t N a m e > 
-             < E n v i r o n m e n t T y p e > E n v i r o n m e n t   T y p e < / E n v i r o n m e n t T y p e > 
-             < C o m p a n y N a m e > C o m p a n y   N a m e < / C o m p a n y N a m e > 
-             < C o m p a n y D i s p l a y N a m e > C o m p a n y   D i s p l a y   N a m e < / C o m p a n y D i s p l a y N a m e > 
-             < C o m p a n y I d > C o m p a n y   I D < / C o m p a n y I d > 
-             < U s e r N a m e > U s e r   N a m e < / U s e r N a m e > 
-             < D a t e A n d T i m e > D a t e   a n d   T i m e < / D a t e A n d T i m e > 
-             < L a n g u a g e > L a n g u a g e < / L a n g u a g e > 
-             < F o r m a t R e g i o n > F o r m a t   R e g i o n < / F o r m a t R e g i o n > 
-             < D a t e T i m e V a l u e s > 
-                 < Y e a r > Y e a r < / Y e a r > 
-                 < M o n t h N u m b e r > M o n t h   N u m b e r < / M o n t h N u m b e r > 
-                 < D a y N u m b e r > D a y   N u m b e r < / D a y N u m b e r > 
-                 < H o u r > H o u r < / H o u r > 
-                 < M i n u t e > M i n u t e < / M i n u t e > 
-             < / D a t e T i m e V a l u e s > 
-         < / R e p o r t R e q u e s t > 
-     < / B C R e p o r t I n f o r m a t i o n > 
-     < P u r c h a s e _ H e a d e r > 
-         < B u y F r m V e n d N o _ P u r c h H e a d e r > B u y F r m V e n d N o _ P u r c h H e a d e r < / B u y F r m V e n d N o _ P u r c h H e a d e r > 
-         < D o c u m e n t T i t l e _ L b l > D o c u m e n t T i t l e _ L b l < / D o c u m e n t T i t l e _ L b l > 
-         < N o _ P u r c h a s e H e a d e r > N o _ P u r c h a s e H e a d e r < / N o _ P u r c h a s e H e a d e r > 
-         < N o _ P u r c h H e a d e r > N o _ P u r c h H e a d e r < / N o _ P u r c h H e a d e r > 
-         < V e n d N o _ L b l > V e n d N o _ L b l < / V e n d N o _ L b l > 
-         < C o p y L o o p > 
-             < P a g e L o o p > 
-                 < B u y e r C a p t i o n > B u y e r C a p t i o n < / B u y e r C a p t i o n > 
-                 < B u y F r o m A d d r e s s 1 > B u y F r o m A d d r e s s 1 < / B u y F r o m A d d r e s s 1 > 
-                 < B u y F r o m A d d r e s s 2 > B u y F r o m A d d r e s s 2 < / B u y F r o m A d d r e s s 2 > 
-                 < B u y F r o m A d d r e s s 3 > B u y F r o m A d d r e s s 3 < / B u y F r o m A d d r e s s 3 > 
-                 < B u y F r o m A d d r e s s 4 > B u y F r o m A d d r e s s 4 < / B u y F r o m A d d r e s s 4 > 
-                 < B u y F r o m A d d r e s s 5 > B u y F r o m A d d r e s s 5 < / B u y F r o m A d d r e s s 5 > 
-                 < B u y F r o m A d d r e s s 6 > B u y F r o m A d d r e s s 6 < / B u y F r o m A d d r e s s 6 > 
-                 < B u y F r o m A d d r e s s 7 > B u y F r o m A d d r e s s 7 < / B u y F r o m A d d r e s s 7 > 
-                 < B u y F r o m A d d r e s s 8 > B u y F r o m A d d r e s s 8 < / B u y F r o m A d d r e s s 8 > 
-                 < B u y f r V e n d N o _ P u r c h a s e H e a d e r > B u y f r V e n d N o _ P u r c h a s e H e a d e r < / B u y f r V e n d N o _ P u r c h a s e H e a d e r > 
-                 < C o m p a n y A d d r e s s 1 > C o m p a n y A d d r e s s 1 < / C o m p a n y A d d r e s s 1 > 
-                 < C o m p a n y A d d r e s s 2 > C o m p a n y A d d r e s s 2 < / C o m p a n y A d d r e s s 2 > 
-                 < C o m p a n y A d d r e s s 3 > C o m p a n y A d d r e s s 3 < / C o m p a n y A d d r e s s 3 > 
-                 < C o m p a n y A d d r e s s 4 > C o m p a n y A d d r e s s 4 < / C o m p a n y A d d r e s s 4 > 
-                 < C o m p a n y A d d r e s s 5 > C o m p a n y A d d r e s s 5 < / C o m p a n y A d d r e s s 5 > 
-                 < C o m p a n y A d d r e s s 6 > C o m p a n y A d d r e s s 6 < / C o m p a n y A d d r e s s 6 > 
-                 < C o m p a n y A d d r e s s 7 > C o m p a n y A d d r e s s 7 < / C o m p a n y A d d r e s s 7 > 
-                 < C o m p a n y A d d r e s s 8 > C o m p a n y A d d r e s s 8 < / C o m p a n y A d d r e s s 8 > 
-                 < C o m p a n y I n f o r m a t i o n P h o n e N o > C o m p a n y I n f o r m a t i o n P h o n e N o < / C o m p a n y I n f o r m a t i o n P h o n e N o > 
-                 < C o n f i r m T o C a p t i o n > C o n f i r m T o C a p t i o n < / C o n f i r m T o C a p t i o n > 
-                 < C o p y N o > C o p y N o < / C o p y N o > 
-                 < C o p y T x t > C o p y T x t < / C o p y T x t > 
-                 < E x p t R e c p t D t _ P u r c h a s e H e a d e r > E x p t R e c p t D t _ P u r c h a s e H e a d e r < / E x p t R e c p t D t _ P u r c h a s e H e a d e r > 
-                 < N A C C o m p a n y P i c t u r e   / > 
-                 < N A C D u e D a t e > N A C D u e D a t e < / N A C D u e D a t e > 
-                 < N A C P o s t i n g D e s c r i p t i o n > N A C P o s t i n g D e s c r i p t i o n < / N A C P o s t i n g D e s c r i p t i o n > 
-                 < N o 1 _ P u r c h a s e H e a d e r > N o 1 _ P u r c h a s e H e a d e r < / N o 1 _ P u r c h a s e H e a d e r > 
-                 < O r d e r D a t e _ P u r c h a s e H e a d e r > O r d e r D a t e _ P u r c h a s e H e a d e r < / O r d e r D a t e _ P u r c h a s e H e a d e r > 
-                 < P a g e C a p t i o n > P a g e C a p t i o n < / P a g e C a p t i o n > 
-                 < P a y m e n t T e r m s D e s c r i p t i o n > P a y m e n t T e r m s D e s c r i p t i o n < / P a y m e n t T e r m s D e s c r i p t i o n > 
-                 < P h o n e N o C a p t i o n > P h o n e N o C a p t i o n < / P h o n e N o C a p t i o n > 
-                 < P u r c h O r d e r C a p t i o n > P u r c h O r d e r C a p t i o n < / P u r c h O r d e r C a p t i o n > 
-                 < P u r c h O r d e r D a t e C a p t i o n > P u r c h O r d e r D a t e C a p t i o n < / P u r c h O r d e r D a t e C a p t i o n > 
-                 < P u r c h O r d e r N u m C a p t i o n > P u r c h O r d e r N u m C a p t i o n < / P u r c h O r d e r N u m C a p t i o n > 
-                 < R e c e i v e B y C a p t i o n > R e c e i v e B y C a p t i o n < / R e c e i v e B y C a p t i o n > 
-                 < S a l e s P u r c h P e r s o n N a m e > S a l e s P u r c h P e r s o n N a m e < / S a l e s P u r c h P e r s o n N a m e > 
-                 < S h i p C a p t i o n > S h i p C a p t i o n < / S h i p C a p t i o n > 
-                 < S h i p m e n t M e t h o d D e s c r i p t i o n > S h i p m e n t M e t h o d D e s c r i p t i o n < / S h i p m e n t M e t h o d D e s c r i p t i o n > 
-                 < S h i p T o A d d r e s s 1 > S h i p T o A d d r e s s 1 < / S h i p T o A d d r e s s 1 > 
-                 < S h i p T o A d d r e s s 2 > S h i p T o A d d r e s s 2 < / S h i p T o A d d r e s s 2 > 
-                 < S h i p T o A d d r e s s 3 > S h i p T o A d d r e s s 3 < / S h i p T o A d d r e s s 3 > 
-                 < S h i p T o A d d r e s s 4 > S h i p T o A d d r e s s 4 < / S h i p T o A d d r e s s 4 > 
-                 < S h i p T o A d d r e s s 5 > S h i p T o A d d r e s s 5 < / S h i p T o A d d r e s s 5 > 
-                 < S h i p T o A d d r e s s 6 > S h i p T o A d d r e s s 6 < / S h i p T o A d d r e s s 6 > 
-                 < S h i p T o A d d r e s s 7 > S h i p T o A d d r e s s 7 < / S h i p T o A d d r e s s 7 > 
-                 < S h i p T o A d d r e s s 8 > S h i p T o A d d r e s s 8 < / S h i p T o A d d r e s s 8 > 
-                 < S h i p V i a C a p t i o n > S h i p V i a C a p t i o n < / S h i p V i a C a p t i o n > 
-                 < T a x I d e n t T y p e C a p t i o n > T a x I d e n t T y p e C a p t i o n < / T a x I d e n t T y p e C a p t i o n > 
-                 < T e r m s C a p t i o n > T e r m s C a p t i o n < / T e r m s C a p t i o n > 
-                 < T o C a p t i o n > T o C a p t i o n < / T o C a p t i o n > 
-                 < T o C a p t i o n 1 > T o C a p t i o n 1 < / T o C a p t i o n 1 > 
-                 < T o t a l A m o u n t > T o t a l A m o u n t < / T o t a l A m o u n t > 
-                 < V e n d o r I D C a p t i o n > V e n d o r I D C a p t i o n < / V e n d o r I D C a p t i o n > 
-                 < V e n d o r I n v o i c e N o > V e n d o r I n v o i c e N o < / V e n d o r I n v o i c e N o > 
-                 < V e n d o r I n v o i c e N o _ L b l > V e n d o r I n v o i c e N o _ L b l < / V e n d o r I n v o i c e N o _ L b l > 
-                 < V e n d o r O r d e r N o > V e n d o r O r d e r N o < / V e n d o r O r d e r N o > 
-                 < V e n d o r O r d e r N o _ L b l > V e n d o r O r d e r N o _ L b l < / V e n d o r O r d e r N o _ L b l > 
-                 < V e n d T a x I d e n t i f i c a t i o n T y p e > V e n d T a x I d e n t i f i c a t i o n T y p e < / V e n d T a x I d e n t i f i c a t i o n T y p e > 
-                 < Y o u r R e f _ P u r c h a s e H e a d e r > Y o u r R e f _ P u r c h a s e H e a d e r < / Y o u r R e f _ P u r c h a s e H e a d e r > 
-                 < P u r c h a s e _ L i n e > 
-                     < A m o u n t E x c l I n v D i s c > A m o u n t E x c l I n v D i s c < / A m o u n t E x c l I n v D i s c > 
-                     < B r e a k d o w n A m t 1 > B r e a k d o w n A m t 1 < / B r e a k d o w n A m t 1 > 
-                     < B r e a k d o w n A m t 2 > B r e a k d o w n A m t 2 < / B r e a k d o w n A m t 2 > 
-                     < B r e a k d o w n A m t 3 > B r e a k d o w n A m t 3 < / B r e a k d o w n A m t 3 > 
-                     < B r e a k d o w n A m t 4 > B r e a k d o w n A m t 4 < / B r e a k d o w n A m t 4 > 
-                     < B r e a k d o w n L a b e l 1 > B r e a k d o w n L a b e l 1 < / B r e a k d o w n L a b e l 1 > 
-                     < B r e a k d o w n L a b e l 2 > B r e a k d o w n L a b e l 2 < / B r e a k d o w n L a b e l 2 > 
-                     < B r e a k d o w n L a b e l 3 > B r e a k d o w n L a b e l 3 < / B r e a k d o w n L a b e l 3 > 
-                     < B r e a k d o w n L a b e l 4 > B r e a k d o w n L a b e l 4 < / B r e a k d o w n L a b e l 4 > 
-                     < B r e a k d o w n T i t l e > B r e a k d o w n T i t l e < / B r e a k d o w n T i t l e > 
-                     < D e s c r i p t i o n C a p t i o n > D e s c r i p t i o n C a p t i o n < / D e s c r i p t i o n C a p t i o n > 
-                     < D e s c r i p t i o n _ P u r c h a s e L i n e > D e s c r i p t i o n _ P u r c h a s e L i n e < / D e s c r i p t i o n _ P u r c h a s e L i n e > 
-                     < D o c u m e n t N o _ P u r c h a s e L i n e > D o c u m e n t N o _ P u r c h a s e L i n e < / D o c u m e n t N o _ P u r c h a s e L i n e > 
-                     < I n v D i s c C a p t i o n > I n v D i s c C a p t i o n < / I n v D i s c C a p t i o n > 
-                     < I n v D i s c o u n t A m t _ P u r c h a s e L i n e > I n v D i s c o u n t A m t _ P u r c h a s e L i n e < / I n v D i s c o u n t A m t _ P u r c h a s e L i n e > 
-                     < I t e m N o C a p t i o n > I t e m N o C a p t i o n < / I t e m N o C a p t i o n > 
-                     < I t e m N u m b e r T o P r i n t > I t e m N u m b e r T o P r i n t < / I t e m N u m b e r T o P r i n t > 
-                     < L i n e A m t T a x A m t I n v D i s c o u n t A m t > L i n e A m t T a x A m t I n v D i s c o u n t A m t < / L i n e A m t T a x A m t I n v D i s c o u n t A m t > 
-                     < P r i n t F o o t e r > P r i n t F o o t e r < / P r i n t F o o t e r > 
-                     < Q u a n t i t y C a p t i o n > Q u a n t i t y C a p t i o n < / Q u a n t i t y C a p t i o n > 
-                     < Q u a n t i t y _ P u r c h a s e L i n e > Q u a n t i t y _ P u r c h a s e L i n e < / Q u a n t i t y _ P u r c h a s e L i n e > 
-                     < S u b t o t a l C a p t i o n > S u b t o t a l C a p t i o n < / S u b t o t a l C a p t i o n > 
-                     < T a x A m o u n t > T a x A m o u n t < / T a x A m o u n t > 
-                     < T o t a l C a p t i o n > T o t a l C a p t i o n < / T o t a l C a p t i o n > 
-                     < T o t a l P r i c e C a p t i o n > T o t a l P r i c e C a p t i o n < / T o t a l P r i c e C a p t i o n > 
-                     < T o t a l T a x L a b e l > T o t a l T a x L a b e l < / T o t a l T a x L a b e l > 
-                     < U n i t C a p t i o n > U n i t C a p t i o n < / U n i t C a p t i o n > 
-                     < U n i t o f M e a s u r e _ P u r c h a s e L i n e > U n i t o f M e a s u r e _ P u r c h a s e L i n e < / U n i t o f M e a s u r e _ P u r c h a s e L i n e > 
-                     < U n i t P r i c e C a p t i o n > U n i t P r i c e C a p t i o n < / U n i t P r i c e C a p t i o n > 
-                     < U n i t P r i c e T o P r i n t > U n i t P r i c e T o P r i n t < / U n i t P r i c e T o P r i n t > 
-                 < / P u r c h a s e _ L i n e > 
-             < / P a g e L o o p > 
-         < / C o p y L o o p > 
-         < L e t t e r T e x t > 
-             < B o d y T e x t > B o d y T e x t < / B o d y T e x t > 
-             < C l o s i n g T e x t > C l o s i n g T e x t < / C l o s i n g T e x t > 
-             < G r e e t i n g T e x t > G r e e t i n g T e x t < / G r e e t i n g T e x t > 
-         < / L e t t e r T e x t > 
-     < / P u r c h a s e _ H e a d e r > 
+<file path=customXml/item1.xml>��< ? x m l   v e r s i o n = " 1 . 0 "   e n c o d i n g = " u t f - 1 6 " ? > + 
+ < N a v W o r d R e p o r t X m l P a r t   x m l n s = " u r n : m i c r o s o f t - d y n a m i c s - n a v / r e p o r t s / P u r c h a s e _ O r d e r / 1 0 1 2 2 / " > + 
+     < B C R e p o r t I n f o r m a t i o n > + 
+         < R e p o r t M e t a d a t a > + 
+             < E x t e n s i o n I d > E x t e n s i o n   I D < / E x t e n s i o n I d > + 
+             < E x t e n s i o n N a m e > E x t e n s i o n   N a m e < / E x t e n s i o n N a m e > + 
+             < E x t e n s i o n P u b l i s h e r > E x t e n s i o n   P u b l i s h e r < / E x t e n s i o n P u b l i s h e r > + 
+             < E x t e n s i o n V e r s i o n > E x t e n s i o n   V e r s i o n < / E x t e n s i o n V e r s i o n > + 
+             < R e p o r t I d > R e p o r t   I D < / R e p o r t I d > + 
+             < R e p o r t N a m e > R e p o r t   N a m e < / R e p o r t N a m e > + 
+             < A b o u t T h i s R e p o r t T i t l e > A b o u t   T h i s   R e p o r t   T i t l e < / A b o u t T h i s R e p o r t T i t l e > + 
+             < A b o u t T h i s R e p o r t T e x t > A b o u t   T h i s   R e p o r t   T e x t < / A b o u t T h i s R e p o r t T e x t > + 
+             < R e p o r t H e l p L i n k > R e p o r t   H e l p   L i n k < / R e p o r t H e l p L i n k > + 
+         < / R e p o r t M e t a d a t a > + 
+         < R e p o r t R e q u e s t > + 
+             < T e n a n t E n t r a I d > T e n a n t   E n t r a   I d < / T e n a n t E n t r a I d > + 
+             < E n v i r o n m e n t N a m e > E n v i r o n m e n t   N a m e < / E n v i r o n m e n t N a m e > + 
+             < E n v i r o n m e n t T y p e > E n v i r o n m e n t   T y p e < / E n v i r o n m e n t T y p e > + 
+             < C o m p a n y N a m e > C o m p a n y   N a m e < / C o m p a n y N a m e > + 
+             < C o m p a n y D i s p l a y N a m e > C o m p a n y   D i s p l a y   N a m e < / C o m p a n y D i s p l a y N a m e > + 
+             < C o m p a n y I d > C o m p a n y   I D < / C o m p a n y I d > + 
+             < U s e r N a m e > U s e r   N a m e < / U s e r N a m e > + 
+             < D a t e A n d T i m e > D a t e   a n d   T i m e < / D a t e A n d T i m e > + 
+             < L a n g u a g e > L a n g u a g e < / L a n g u a g e > + 
+             < F o r m a t R e g i o n > F o r m a t   R e g i o n < / F o r m a t R e g i o n > + 
+             < D a t e T i m e V a l u e s > + 
+                 < Y e a r > Y e a r < / Y e a r > + 
+                 < M o n t h N u m b e r > M o n t h   N u m b e r < / M o n t h N u m b e r > + 
+                 < D a y N u m b e r > D a y   N u m b e r < / D a y N u m b e r > + 
+                 < H o u r > H o u r < / H o u r > + 
+                 < M i n u t e > M i n u t e < / M i n u t e > + 
+             < / D a t e T i m e V a l u e s > + 
+         < / R e p o r t R e q u e s t > + 
+     < / B C R e p o r t I n f o r m a t i o n > + 
+     < P u r c h a s e _ H e a d e r > + 
+         < B u y F r m V e n d N o _ P u r c h H e a d e r > B u y F r m V e n d N o _ P u r c h H e a d e r < / B u y F r m V e n d N o _ P u r c h H e a d e r > + 
+         < D o c u m e n t T i t l e _ L b l > D o c u m e n t T i t l e _ L b l < / D o c u m e n t T i t l e _ L b l > + 
+         < N o _ P u r c h a s e H e a d e r > N o _ P u r c h a s e H e a d e r < / N o _ P u r c h a s e H e a d e r > + 
+         < N o _ P u r c h H e a d e r > N o _ P u r c h H e a d e r < / N o _ P u r c h H e a d e r > + 
+         < V e n d N o _ L b l > V e n d N o _ L b l < / V e n d N o _ L b l > + 
+         < C o p y L o o p > + 
+             < P a g e L o o p > + 
+                 < B u y e r C a p t i o n > B u y e r C a p t i o n < / B u y e r C a p t i o n > + 
+                 < B u y F r o m A d d r e s s 1 > B u y F r o m A d d r e s s 1 < / B u y F r o m A d d r e s s 1 > + 
+                 < B u y F r o m A d d r e s s 2 > B u y F r o m A d d r e s s 2 < / B u y F r o m A d d r e s s 2 > + 
+                 < B u y F r o m A d d r e s s 3 > B u y F r o m A d d r e s s 3 < / B u y F r o m A d d r e s s 3 > + 
+                 < B u y F r o m A d d r e s s 4 > B u y F r o m A d d r e s s 4 < / B u y F r o m A d d r e s s 4 > + 
+                 < B u y F r o m A d d r e s s 5 > B u y F r o m A d d r e s s 5 < / B u y F r o m A d d r e s s 5 > + 
+                 < B u y F r o m A d d r e s s 6 > B u y F r o m A d d r e s s 6 < / B u y F r o m A d d r e s s 6 > + 
+                 < B u y F r o m A d d r e s s 7 > B u y F r o m A d d r e s s 7 < / B u y F r o m A d d r e s s 7 > + 
+                 < B u y F r o m A d d r e s s 8 > B u y F r o m A d d r e s s 8 < / B u y F r o m A d d r e s s 8 > + 
+                 < B u y f r V e n d N o _ P u r c h a s e H e a d e r > B u y f r V e n d N o _ P u r c h a s e H e a d e r < / B u y f r V e n d N o _ P u r c h a s e H e a d e r > + 
+                 < C o m p a n y A d d r e s s 1 > C o m p a n y A d d r e s s 1 < / C o m p a n y A d d r e s s 1 > + 
+                 < C o m p a n y A d d r e s s 2 > C o m p a n y A d d r e s s 2 < / C o m p a n y A d d r e s s 2 > + 
+                 < C o m p a n y A d d r e s s 3 > C o m p a n y A d d r e s s 3 < / C o m p a n y A d d r e s s 3 > + 
+                 < C o m p a n y A d d r e s s 4 > C o m p a n y A d d r e s s 4 < / C o m p a n y A d d r e s s 4 > + 
+                 < C o m p a n y A d d r e s s 5 > C o m p a n y A d d r e s s 5 < / C o m p a n y A d d r e s s 5 > + 
+                 < C o m p a n y A d d r e s s 6 > C o m p a n y A d d r e s s 6 < / C o m p a n y A d d r e s s 6 > + 
+                 < C o m p a n y A d d r e s s 7 > C o m p a n y A d d r e s s 7 < / C o m p a n y A d d r e s s 7 > + 
+                 < C o m p a n y A d d r e s s 8 > C o m p a n y A d d r e s s 8 < / C o m p a n y A d d r e s s 8 > + 
+                 < C o m p a n y I n f o r m a t i o n P h o n e N o > C o m p a n y I n f o r m a t i o n P h o n e N o < / C o m p a n y I n f o r m a t i o n P h o n e N o > + 
+                 < C o n f i r m T o C a p t i o n > C o n f i r m T o C a p t i o n < / C o n f i r m T o C a p t i o n > + 
+                 < C o p y N o > C o p y N o < / C o p y N o > + 
+                 < C o p y T x t > C o p y T x t < / C o p y T x t > + 
+                 < E x p t R e c p t D t _ P u r c h a s e H e a d e r > E x p t R e c p t D t _ P u r c h a s e H e a d e r < / E x p t R e c p t D t _ P u r c h a s e H e a d e r > + 
+                 < N A C C o m p a n y P i c t u r e   / > + 
+                 < N A C D u e D a t e > N A C D u e D a t e < / N A C D u e D a t e > + 
+                 < N A C P o s t i n g D e s c r i p t i o n > N A C P o s t i n g D e s c r i p t i o n < / N A C P o s t i n g D e s c r i p t i o n > + 
+                 < N o 1 _ P u r c h a s e H e a d e r > N o 1 _ P u r c h a s e H e a d e r < / N o 1 _ P u r c h a s e H e a d e r > + 
+                 < O r d e r D a t e _ P u r c h a s e H e a d e r > O r d e r D a t e _ P u r c h a s e H e a d e r < / O r d e r D a t e _ P u r c h a s e H e a d e r > + 
+                 < P a g e C a p t i o n > P a g e C a p t i o n < / P a g e C a p t i o n > + 
+                 < P a y m e n t T e r m s D e s c r i p t i o n > P a y m e n t T e r m s D e s c r i p t i o n < / P a y m e n t T e r m s D e s c r i p t i o n > + 
+                 < P h o n e N o C a p t i o n > P h o n e N o C a p t i o n < / P h o n e N o C a p t i o n > + 
+                 < P u r c h O r d e r C a p t i o n > P u r c h O r d e r C a p t i o n < / P u r c h O r d e r C a p t i o n > + 
+                 < P u r c h O r d e r D a t e C a p t i o n > P u r c h O r d e r D a t e C a p t i o n < / P u r c h O r d e r D a t e C a p t i o n > + 
+                 < P u r c h O r d e r N u m C a p t i o n > P u r c h O r d e r N u m C a p t i o n < / P u r c h O r d e r N u m C a p t i o n > + 
+                 < R e c e i v e B y C a p t i o n > R e c e i v e B y C a p t i o n < / R e c e i v e B y C a p t i o n > + 
+                 < S a l e s P u r c h P e r s o n N a m e > S a l e s P u r c h P e r s o n N a m e < / S a l e s P u r c h P e r s o n N a m e > + 
+                 < S h i p C a p t i o n > S h i p C a p t i o n < / S h i p C a p t i o n > + 
+                 < S h i p m e n t M e t h o d D e s c r i p t i o n > S h i p m e n t M e t h o d D e s c r i p t i o n < / S h i p m e n t M e t h o d D e s c r i p t i o n > + 
+                 < S h i p T o A d d r e s s 1 > S h i p T o A d d r e s s 1 < / S h i p T o A d d r e s s 1 > + 
+                 < S h i p T o A d d r e s s 2 > S h i p T o A d d r e s s 2 < / S h i p T o A d d r e s s 2 > + 
+                 < S h i p T o A d d r e s s 3 > S h i p T o A d d r e s s 3 < / S h i p T o A d d r e s s 3 > + 
+                 < S h i p T o A d d r e s s 4 > S h i p T o A d d r e s s 4 < / S h i p T o A d d r e s s 4 > + 
+                 < S h i p T o A d d r e s s 5 > S h i p T o A d d r e s s 5 < / S h i p T o A d d r e s s 5 > + 
+                 < S h i p T o A d d r e s s 6 > S h i p T o A d d r e s s 6 < / S h i p T o A d d r e s s 6 > + 
+                 < S h i p T o A d d r e s s 7 > S h i p T o A d d r e s s 7 < / S h i p T o A d d r e s s 7 > + 
+                 < S h i p T o A d d r e s s 8 > S h i p T o A d d r e s s 8 < / S h i p T o A d d r e s s 8 > + 
+                 < S h i p V i a C a p t i o n > S h i p V i a C a p t i o n < / S h i p V i a C a p t i o n > + 
+                 < T a x I d e n t T y p e C a p t i o n > T a x I d e n t T y p e C a p t i o n < / T a x I d e n t T y p e C a p t i o n > + 
+                 < T e r m s C a p t i o n > T e r m s C a p t i o n < / T e r m s C a p t i o n > + 
+                 < T o C a p t i o n > T o C a p t i o n < / T o C a p t i o n > + 
+                 < T o C a p t i o n 1 > T o C a p t i o n 1 < / T o C a p t i o n 1 > + 
+                 < T o t a l A m o u n t > T o t a l A m o u n t < / T o t a l A m o u n t > + 
+                 < V e n d o r I D C a p t i o n > V e n d o r I D C a p t i o n < / V e n d o r I D C a p t i o n > + 
+                 < V e n d o r I n v o i c e N o > V e n d o r I n v o i c e N o < / V e n d o r I n v o i c e N o > + 
+                 < V e n d o r I n v o i c e N o _ L b l > V e n d o r I n v o i c e N o _ L b l < / V e n d o r I n v o i c e N o _ L b l > + 
+                 < V e n d o r O r d e r N o > V e n d o r O r d e r N o < / V e n d o r O r d e r N o > + 
+                 < V e n d o r O r d e r N o _ L b l > V e n d o r O r d e r N o _ L b l < / V e n d o r O r d e r N o _ L b l > + 
+                 < V e n d T a x I d e n t i f i c a t i o n T y p e > V e n d T a x I d e n t i f i c a t i o n T y p e < / V e n d T a x I d e n t i f i c a t i o n T y p e > + 
+                 < Y o u r R e f _ P u r c h a s e H e a d e r > Y o u r R e f _ P u r c h a s e H e a d e r < / Y o u r R e f _ P u r c h a s e H e a d e r > + 
+                 < P u r c h a s e _ L i n e > + 
+                     < A m o u n t E x c l I n v D i s c > A m o u n t E x c l I n v D i s c < / A m o u n t E x c l I n v D i s c > + 
+                     < B r e a k d o w n A m t 1 > B r e a k d o w n A m t 1 < / B r e a k d o w n A m t 1 > + 
+                     < B r e a k d o w n A m t 2 > B r e a k d o w n A m t 2 < / B r e a k d o w n A m t 2 > + 
+                     < B r e a k d o w n A m t 3 > B r e a k d o w n A m t 3 < / B r e a k d o w n A m t 3 > + 
+                     < B r e a k d o w n A m t 4 > B r e a k d o w n A m t 4 < / B r e a k d o w n A m t 4 > + 
+                     < B r e a k d o w n L a b e l 1 > B r e a k d o w n L a b e l 1 < / B r e a k d o w n L a b e l 1 > + 
+                     < B r e a k d o w n L a b e l 2 > B r e a k d o w n L a b e l 2 < / B r e a k d o w n L a b e l 2 > + 
+                     < B r e a k d o w n L a b e l 3 > B r e a k d o w n L a b e l 3 < / B r e a k d o w n L a b e l 3 > + 
+                     < B r e a k d o w n L a b e l 4 > B r e a k d o w n L a b e l 4 < / B r e a k d o w n L a b e l 4 > + 
+                     < B r e a k d o w n T i t l e > B r e a k d o w n T i t l e < / B r e a k d o w n T i t l e > + 
+                     < D e s c r i p t i o n C a p t i o n > D e s c r i p t i o n C a p t i o n < / D e s c r i p t i o n C a p t i o n > + 
+                     < D e s c r i p t i o n _ P u r c h a s e L i n e > D e s c r i p t i o n _ P u r c h a s e L i n e < / D e s c r i p t i o n _ P u r c h a s e L i n e > + 
+                     < D o c u m e n t N o _ P u r c h a s e L i n e > D o c u m e n t N o _ P u r c h a s e L i n e < / D o c u m e n t N o _ P u r c h a s e L i n e > + 
+                     < I n v D i s c C a p t i o n > I n v D i s c C a p t i o n < / I n v D i s c C a p t i o n > + 
+                     < I n v D i s c o u n t A m t _ P u r c h a s e L i n e > I n v D i s c o u n t A m t _ P u r c h a s e L i n e < / I n v D i s c o u n t A m t _ P u r c h a s e L i n e > + 
+                     < I t e m N o C a p t i o n > I t e m N o C a p t i o n < / I t e m N o C a p t i o n > + 
+                     < I t e m N u m b e r T o P r i n t > I t e m N u m b e r T o P r i n t < / I t e m N u m b e r T o P r i n t > + 
+                     < L i n e A m t T a x A m t I n v D i s c o u n t A m t > L i n e A m t T a x A m t I n v D i s c o u n t A m t < / L i n e A m t T a x A m t I n v D i s c o u n t A m t > + 
+                     < P r i n t F o o t e r > P r i n t F o o t e r < / P r i n t F o o t e r > + 
+                     < Q u a n t i t y C a p t i o n > Q u a n t i t y C a p t i o n < / Q u a n t i t y C a p t i o n > + 
+                     < Q u a n t i t y _ P u r c h a s e L i n e > Q u a n t i t y _ P u r c h a s e L i n e < / Q u a n t i t y _ P u r c h a s e L i n e > + 
+                     < S u b t o t a l C a p t i o n > S u b t o t a l C a p t i o n < / S u b t o t a l C a p t i o n > + 
+                     < T a x A m o u n t > T a x A m o u n t < / T a x A m o u n t > + 
+                     < T o t a l C a p t i o n > T o t a l C a p t i o n < / T o t a l C a p t i o n > + 
+                     < T o t a l P r i c e C a p t i o n > T o t a l P r i c e C a p t i o n < / T o t a l P r i c e C a p t i o n > + 
+                     < T o t a l T a x L a b e l > T o t a l T a x L a b e l < / T o t a l T a x L a b e l > + 
+                     < U n i t C a p t i o n > U n i t C a p t i o n < / U n i t C a p t i o n > + 
+                     < U n i t o f M e a s u r e _ P u r c h a s e L i n e > U n i t o f M e a s u r e _ P u r c h a s e L i n e < / U n i t o f M e a s u r e _ P u r c h a s e L i n e > + 
+                     < U n i t P r i c e C a p t i o n > U n i t P r i c e C a p t i o n < / U n i t P r i c e C a p t i o n > + 
+                     < U n i t P r i c e T o P r i n t > U n i t P r i c e T o P r i n t < / U n i t P r i c e T o P r i n t > + 
+                 < / P u r c h a s e _ L i n e > + 
+             < / P a g e L o o p > + 
+         < / C o p y L o o p > + 
+         < L e t t e r T e x t > + 
+             < B o d y T e x t > B o d y T e x t < / B o d y T e x t > + 
+             < C l o s i n g T e x t > C l o s i n g T e x t < / C l o s i n g T e x t > + 
+             < G r e e t i n g T e x t > G r e e t i n g T e x t < / G r e e t i n g T e x t > + 
+         < / L e t t e r T e x t > + 
+     < / P u r c h a s e _ H e a d e r > + 
  < / N a v W o r d R e p o r t X m l P a r t > 
 </file>
 
